--- a/Ahmed-Alemdar-thesis.docx
+++ b/Ahmed-Alemdar-thesis.docx
@@ -981,7 +981,23 @@
         <w:commentReference w:id="1"/>
       </w:r>
       <w:r>
-        <w:t>is mainly solved with machine learning techniques to leve</w:t>
+        <w:t xml:space="preserve">is </w:t>
+      </w:r>
+      <w:commentRangeStart w:id="2"/>
+      <w:r>
+        <w:t>mainly</w:t>
+      </w:r>
+      <w:commentRangeEnd w:id="2"/>
+      <w:r>
+        <w:rPr>
+          <w:rStyle w:val="CommentReference"/>
+          <w:sz w:val="24"/>
+          <w:szCs w:val="22"/>
+        </w:rPr>
+        <w:commentReference w:id="2"/>
+      </w:r>
+      <w:r>
+        <w:t xml:space="preserve"> solved with machine learning techniques to leve</w:t>
       </w:r>
       <w:r>
         <w:t xml:space="preserve">rage predications, </w:t>
@@ -2006,7 +2022,7 @@
         </w:rPr>
         <w:t xml:space="preserve"> features </w:t>
       </w:r>
-      <w:bookmarkStart w:id="2" w:name="OLE_LINK1"/>
+      <w:bookmarkStart w:id="3" w:name="OLE_LINK1"/>
       <w:r>
         <w:rPr>
           <w:rFonts w:asciiTheme="majorBidi" w:hAnsiTheme="majorBidi" w:cstheme="majorBidi"/>
@@ -2015,7 +2031,7 @@
         </w:rPr>
         <w:t xml:space="preserve">f(x) </w:t>
       </w:r>
-      <w:bookmarkEnd w:id="2"/>
+      <w:bookmarkEnd w:id="3"/>
       <w:r>
         <w:rPr>
           <w:rFonts w:asciiTheme="majorBidi" w:hAnsiTheme="majorBidi" w:cstheme="majorBidi"/>
@@ -8746,6 +8762,19 @@
       </w:r>
     </w:p>
   </w:comment>
+  <w:comment w:id="2" w:author="Salah Abdalhi" w:date="2026-04-11T09:44:00Z" w:initials="SA">
+    <w:p>
+      <w:pPr>
+        <w:pStyle w:val="CommentText"/>
+      </w:pPr>
+      <w:r>
+        <w:rPr>
+          <w:rStyle w:val="CommentReference"/>
+        </w:rPr>
+        <w:annotationRef/>
+      </w:r>
+    </w:p>
+  </w:comment>
 </w:comments>
 </file>
 
@@ -8753,6 +8782,7 @@
 <w15:commentsEx xmlns:wpc="http://schemas.microsoft.com/office/word/2010/wordprocessingCanvas" xmlns:cx="http://schemas.microsoft.com/office/drawing/2014/chartex" xmlns:cx1="http://schemas.microsoft.com/office/drawing/2015/9/8/chartex" xmlns:cx2="http://schemas.microsoft.com/office/drawing/2015/10/21/chartex" xmlns:cx3="http://schemas.microsoft.com/office/drawing/2016/5/9/chartex" xmlns:cx4="http://schemas.microsoft.com/office/drawing/2016/5/10/chartex" xmlns:cx5="http://schemas.microsoft.com/office/drawing/2016/5/11/chartex" xmlns:cx6="http://schemas.microsoft.com/office/drawing/2016/5/12/chartex" xmlns:cx7="http://schemas.microsoft.com/office/drawing/2016/5/13/chartex" xmlns:cx8="http://schemas.microsoft.com/office/drawing/2016/5/14/chartex" xmlns:mc="http://schemas.openxmlformats.org/markup-compatibility/2006" xmlns:aink="http://schemas.microsoft.com/office/drawing/2016/ink" xmlns:am3d="http://schemas.microsoft.com/office/drawing/2017/model3d" xmlns:o="urn:schemas-microsoft-com:office:office" xmlns:oel="http://schemas.microsoft.com/office/2019/extlst" xmlns:r="http://schemas.openxmlformats.org/officeDocument/2006/relationships" xmlns:m="http://schemas.openxmlformats.org/officeDocument/2006/math" xmlns:v="urn:schemas-microsoft-com:vml" xmlns:wp14="http://schemas.microsoft.com/office/word/2010/wordprocessingDrawing" xmlns:wp="http://schemas.openxmlformats.org/drawingml/2006/wordprocessingDrawing" xmlns:w10="urn:schemas-microsoft-com:office:word" xmlns:w="http://schemas.openxmlformats.org/wordprocessingml/2006/main" xmlns:w14="http://schemas.microsoft.com/office/word/2010/wordml" xmlns:w15="http://schemas.microsoft.com/office/word/2012/wordml" xmlns:w16cex="http://schemas.microsoft.com/office/word/2018/wordml/cex" xmlns:w16cid="http://schemas.microsoft.com/office/word/2016/wordml/cid" xmlns:w16="http://schemas.microsoft.com/office/word/2018/wordml" xmlns:w16du="http://schemas.microsoft.com/office/word/2023/wordml/word16du" xmlns:w16sdtdh="http://schemas.microsoft.com/office/word/2020/wordml/sdtdatahash" xmlns:w16sdtfl="http://schemas.microsoft.com/office/word/2024/wordml/sdtformatlock" xmlns:w16se="http://schemas.microsoft.com/office/word/2015/wordml/symex" xmlns:wpg="http://schemas.microsoft.com/office/word/2010/wordprocessingGroup" xmlns:wpi="http://schemas.microsoft.com/office/word/2010/wordprocessingInk" xmlns:wne="http://schemas.microsoft.com/office/word/2006/wordml" xmlns:wps="http://schemas.microsoft.com/office/word/2010/wordprocessingShape" mc:Ignorable="w14 w15 w16se w16cid w16 w16cex w16sdtdh w16sdtfl w16du wp14">
   <w15:commentEx w15:paraId="4B3722D9" w15:done="0"/>
   <w15:commentEx w15:paraId="6DF02C23" w15:done="0"/>
+  <w15:commentEx w15:paraId="36D70E25" w15:done="0"/>
 </w15:commentsEx>
 </file>
 
@@ -8760,6 +8790,7 @@
 <w16cex:commentsExtensible xmlns:wpc="http://schemas.microsoft.com/office/word/2010/wordprocessingCanvas" xmlns:cx="http://schemas.microsoft.com/office/drawing/2014/chartex" xmlns:cx1="http://schemas.microsoft.com/office/drawing/2015/9/8/chartex" xmlns:cx2="http://schemas.microsoft.com/office/drawing/2015/10/21/chartex" xmlns:cx3="http://schemas.microsoft.com/office/drawing/2016/5/9/chartex" xmlns:cx4="http://schemas.microsoft.com/office/drawing/2016/5/10/chartex" xmlns:cx5="http://schemas.microsoft.com/office/drawing/2016/5/11/chartex" xmlns:cx6="http://schemas.microsoft.com/office/drawing/2016/5/12/chartex" xmlns:cx7="http://schemas.microsoft.com/office/drawing/2016/5/13/chartex" xmlns:cx8="http://schemas.microsoft.com/office/drawing/2016/5/14/chartex" xmlns:cr="http://schemas.microsoft.com/office/comments/2020/reactions" xmlns:mc="http://schemas.openxmlformats.org/markup-compatibility/2006" xmlns:aink="http://schemas.microsoft.com/office/drawing/2016/ink" xmlns:am3d="http://schemas.microsoft.com/office/drawing/2017/model3d" xmlns:o="urn:schemas-microsoft-com:office:office" xmlns:oel="http://schemas.microsoft.com/office/2019/extlst" xmlns:r="http://schemas.openxmlformats.org/officeDocument/2006/relationships" xmlns:m="http://schemas.openxmlformats.org/officeDocument/2006/math" xmlns:v="urn:schemas-microsoft-com:vml" xmlns:wp14="http://schemas.microsoft.com/office/word/2010/wordprocessingDrawing" xmlns:wp="http://schemas.openxmlformats.org/drawingml/2006/wordprocessingDrawing" xmlns:w10="urn:schemas-microsoft-com:office:word" xmlns:w="http://schemas.openxmlformats.org/wordprocessingml/2006/main" xmlns:w14="http://schemas.microsoft.com/office/word/2010/wordml" xmlns:w15="http://schemas.microsoft.com/office/word/2012/wordml" xmlns:w16cex="http://schemas.microsoft.com/office/word/2018/wordml/cex" xmlns:w16cid="http://schemas.microsoft.com/office/word/2016/wordml/cid" xmlns:w16="http://schemas.microsoft.com/office/word/2018/wordml" xmlns:w16du="http://schemas.microsoft.com/office/word/2023/wordml/word16du" xmlns:w16sdtdh="http://schemas.microsoft.com/office/word/2020/wordml/sdtdatahash" xmlns:w16sdtfl="http://schemas.microsoft.com/office/word/2024/wordml/sdtformatlock" xmlns:w16se="http://schemas.microsoft.com/office/word/2015/wordml/symex" xmlns:wpg="http://schemas.microsoft.com/office/word/2010/wordprocessingGroup" xmlns:wpi="http://schemas.microsoft.com/office/word/2010/wordprocessingInk" xmlns:wne="http://schemas.microsoft.com/office/word/2006/wordml" xmlns:wps="http://schemas.microsoft.com/office/word/2010/wordprocessingShape" mc:Ignorable="w14 w15 w16se w16cid w16 w16cex w16sdtdh w16sdtfl cr w16du wp14">
   <w16cex:commentExtensible w16cex:durableId="34D653DB" w16cex:dateUtc="2026-04-04T16:02:00Z"/>
   <w16cex:commentExtensible w16cex:durableId="00FBD5A1" w16cex:dateUtc="2026-04-04T16:03:00Z"/>
+  <w16cex:commentExtensible w16cex:durableId="45AA959E" w16cex:dateUtc="2026-04-11T06:44:00Z"/>
 </w16cex:commentsExtensible>
 </file>
 
@@ -8767,6 +8798,7 @@
 <w16cid:commentsIds xmlns:wpc="http://schemas.microsoft.com/office/word/2010/wordprocessingCanvas" xmlns:cx="http://schemas.microsoft.com/office/drawing/2014/chartex" xmlns:cx1="http://schemas.microsoft.com/office/drawing/2015/9/8/chartex" xmlns:cx2="http://schemas.microsoft.com/office/drawing/2015/10/21/chartex" xmlns:cx3="http://schemas.microsoft.com/office/drawing/2016/5/9/chartex" xmlns:cx4="http://schemas.microsoft.com/office/drawing/2016/5/10/chartex" xmlns:cx5="http://schemas.microsoft.com/office/drawing/2016/5/11/chartex" xmlns:cx6="http://schemas.microsoft.com/office/drawing/2016/5/12/chartex" xmlns:cx7="http://schemas.microsoft.com/office/drawing/2016/5/13/chartex" xmlns:cx8="http://schemas.microsoft.com/office/drawing/2016/5/14/chartex" xmlns:mc="http://schemas.openxmlformats.org/markup-compatibility/2006" xmlns:aink="http://schemas.microsoft.com/office/drawing/2016/ink" xmlns:am3d="http://schemas.microsoft.com/office/drawing/2017/model3d" xmlns:o="urn:schemas-microsoft-com:office:office" xmlns:oel="http://schemas.microsoft.com/office/2019/extlst" xmlns:r="http://schemas.openxmlformats.org/officeDocument/2006/relationships" xmlns:m="http://schemas.openxmlformats.org/officeDocument/2006/math" xmlns:v="urn:schemas-microsoft-com:vml" xmlns:wp14="http://schemas.microsoft.com/office/word/2010/wordprocessingDrawing" xmlns:wp="http://schemas.openxmlformats.org/drawingml/2006/wordprocessingDrawing" xmlns:w10="urn:schemas-microsoft-com:office:word" xmlns:w="http://schemas.openxmlformats.org/wordprocessingml/2006/main" xmlns:w14="http://schemas.microsoft.com/office/word/2010/wordml" xmlns:w15="http://schemas.microsoft.com/office/word/2012/wordml" xmlns:w16cex="http://schemas.microsoft.com/office/word/2018/wordml/cex" xmlns:w16cid="http://schemas.microsoft.com/office/word/2016/wordml/cid" xmlns:w16="http://schemas.microsoft.com/office/word/2018/wordml" xmlns:w16du="http://schemas.microsoft.com/office/word/2023/wordml/word16du" xmlns:w16sdtdh="http://schemas.microsoft.com/office/word/2020/wordml/sdtdatahash" xmlns:w16sdtfl="http://schemas.microsoft.com/office/word/2024/wordml/sdtformatlock" xmlns:w16se="http://schemas.microsoft.com/office/word/2015/wordml/symex" xmlns:wpg="http://schemas.microsoft.com/office/word/2010/wordprocessingGroup" xmlns:wpi="http://schemas.microsoft.com/office/word/2010/wordprocessingInk" xmlns:wne="http://schemas.microsoft.com/office/word/2006/wordml" xmlns:wps="http://schemas.microsoft.com/office/word/2010/wordprocessingShape" mc:Ignorable="w14 w15 w16se w16cid w16 w16cex w16sdtdh w16sdtfl w16du wp14">
   <w16cid:commentId w16cid:paraId="4B3722D9" w16cid:durableId="34D653DB"/>
   <w16cid:commentId w16cid:paraId="6DF02C23" w16cid:durableId="00FBD5A1"/>
+  <w16cid:commentId w16cid:paraId="36D70E25" w16cid:durableId="45AA959E"/>
 </w16cid:commentsIds>
 </file>
 
